--- a/source-multichoice/build/es-technology-objects-1.docx
+++ b/source-multichoice/build/es-technology-objects-1.docx
@@ -25,6 +25,26 @@
       <w:r>
         <w:t>a)</w:t>
         <w:tab/>
+        <w:t>Mantener un estilo de vida nómada.</w:t>
+      </w:r>
+    </w:p>
+    <w:p>
+      <w:pPr>
+        <w:pStyle w:val="Choice"/>
+      </w:pPr>
+      <w:r>
+        <w:t>b)</w:t>
+        <w:tab/>
+        <w:t>Tener un lugar de residencia fijo.</w:t>
+      </w:r>
+    </w:p>
+    <w:p>
+      <w:pPr>
+        <w:pStyle w:val="Choice"/>
+      </w:pPr>
+      <w:r>
+        <w:t>c)</w:t>
+        <w:tab/>
         <w:t>Facilitar la movilidad constante.</w:t>
       </w:r>
     </w:p>
@@ -33,33 +53,13 @@
         <w:pStyle w:val="Choice"/>
       </w:pPr>
       <w:r>
-        <w:t>b)</w:t>
+        <w:t>d)</w:t>
         <w:tab/>
         <w:t>Desarrollar la supervivencia en entornos cambiantes.</w:t>
       </w:r>
     </w:p>
     <w:p>
       <w:pPr>
-        <w:pStyle w:val="Choice"/>
-      </w:pPr>
-      <w:r>
-        <w:t>c)</w:t>
-        <w:tab/>
-        <w:t>Mantener un estilo de vida nómada.</w:t>
-      </w:r>
-    </w:p>
-    <w:p>
-      <w:pPr>
-        <w:pStyle w:val="Choice"/>
-      </w:pPr>
-      <w:r>
-        <w:t>d)</w:t>
-        <w:tab/>
-        <w:t>Tener un lugar de residencia fijo.</w:t>
-      </w:r>
-    </w:p>
-    <w:p>
-      <w:pPr>
         <w:pStyle w:val="ListNumber"/>
       </w:pPr>
       <w:r>
@@ -73,6 +73,16 @@
       <w:r>
         <w:t>a)</w:t>
         <w:tab/>
+        <w:t>Han desarrollado el comercio.</w:t>
+      </w:r>
+    </w:p>
+    <w:p>
+      <w:pPr>
+        <w:pStyle w:val="Choice"/>
+      </w:pPr>
+      <w:r>
+        <w:t>b)</w:t>
+        <w:tab/>
         <w:t>Han reducido el comercio.</w:t>
       </w:r>
     </w:p>
@@ -81,9 +91,9 @@
         <w:pStyle w:val="Choice"/>
       </w:pPr>
       <w:r>
-        <w:t>b)</w:t>
+        <w:t>c)</w:t>
         <w:tab/>
-        <w:t>Han desarrollado el comercio.</w:t>
+        <w:t>Han aumentado la dependencia del comercio regional.</w:t>
       </w:r>
     </w:p>
     <w:p>
@@ -91,23 +101,13 @@
         <w:pStyle w:val="Choice"/>
       </w:pPr>
       <w:r>
-        <w:t>c)</w:t>
+        <w:t>d)</w:t>
         <w:tab/>
         <w:t>Han restringido el acceso a materiales y alimentos.</w:t>
       </w:r>
     </w:p>
     <w:p>
       <w:pPr>
-        <w:pStyle w:val="Choice"/>
-      </w:pPr>
-      <w:r>
-        <w:t>d)</w:t>
-        <w:tab/>
-        <w:t>Han aumentado la dependencia del comercio regional.</w:t>
-      </w:r>
-    </w:p>
-    <w:p>
-      <w:pPr>
         <w:pStyle w:val="ListNumber"/>
       </w:pPr>
       <w:r>
@@ -121,6 +121,16 @@
       <w:r>
         <w:t>a)</w:t>
         <w:tab/>
+        <w:t>Limitar el acceso a información.</w:t>
+      </w:r>
+    </w:p>
+    <w:p>
+      <w:pPr>
+        <w:pStyle w:val="Choice"/>
+      </w:pPr>
+      <w:r>
+        <w:t>b)</w:t>
+        <w:tab/>
         <w:t>Reducir la comunicación.</w:t>
       </w:r>
     </w:p>
@@ -129,19 +139,9 @@
         <w:pStyle w:val="Choice"/>
       </w:pPr>
       <w:r>
-        <w:t>b)</w:t>
+        <w:t>c)</w:t>
         <w:tab/>
         <w:t>Adquirir mayor información y conocimiento.</w:t>
-      </w:r>
-    </w:p>
-    <w:p>
-      <w:pPr>
-        <w:pStyle w:val="Choice"/>
-      </w:pPr>
-      <w:r>
-        <w:t>c)</w:t>
-        <w:tab/>
-        <w:t>Limitar el acceso a información.</w:t>
       </w:r>
     </w:p>
     <w:p>
@@ -169,7 +169,7 @@
       <w:r>
         <w:t>a)</w:t>
         <w:tab/>
-        <w:t>Debido al diferente grado de desarrollo tecnológico.</w:t>
+        <w:t>Debido a la falta de Tecnología en todas partes.</w:t>
       </w:r>
     </w:p>
     <w:p>
@@ -179,7 +179,7 @@
       <w:r>
         <w:t>b)</w:t>
         <w:tab/>
-        <w:t>Debido a la falta de Tecnología en todas partes.</w:t>
+        <w:t>Debido al diferente grado de desarrollo tecnológico.</w:t>
       </w:r>
     </w:p>
     <w:p>
@@ -227,6 +227,16 @@
       <w:r>
         <w:t>b)</w:t>
         <w:tab/>
+        <w:t>Desarrollo tecnológico uniforme.</w:t>
+      </w:r>
+    </w:p>
+    <w:p>
+      <w:pPr>
+        <w:pStyle w:val="Choice"/>
+      </w:pPr>
+      <w:r>
+        <w:t>c)</w:t>
+        <w:tab/>
         <w:t>Mayor igualdad global.</w:t>
       </w:r>
     </w:p>
@@ -235,19 +245,9 @@
         <w:pStyle w:val="Choice"/>
       </w:pPr>
       <w:r>
-        <w:t>c)</w:t>
+        <w:t>d)</w:t>
         <w:tab/>
         <w:t>La independencia tecnológica.</w:t>
-      </w:r>
-    </w:p>
-    <w:p>
-      <w:pPr>
-        <w:pStyle w:val="Choice"/>
-      </w:pPr>
-      <w:r>
-        <w:t>d)</w:t>
-        <w:tab/>
-        <w:t>Desarrollo tecnológico uniforme.</w:t>
       </w:r>
     </w:p>
     <w:p>
@@ -275,7 +275,7 @@
       <w:r>
         <w:t>b)</w:t>
         <w:tab/>
-        <w:t>Adaptarnos a cualquier cambio en el medio natural.</w:t>
+        <w:t>Depender completamente del medio natural.</w:t>
       </w:r>
     </w:p>
     <w:p>
@@ -295,7 +295,7 @@
       <w:r>
         <w:t>d)</w:t>
         <w:tab/>
-        <w:t>Depender completamente del medio natural.</w:t>
+        <w:t>Adaptarnos a cualquier cambio en el medio natural.</w:t>
       </w:r>
     </w:p>
     <w:p>
@@ -323,6 +323,16 @@
       <w:r>
         <w:t>b)</w:t>
         <w:tab/>
+        <w:t>Restringir el acceso a materiales y alimentos.</w:t>
+      </w:r>
+    </w:p>
+    <w:p>
+      <w:pPr>
+        <w:pStyle w:val="Choice"/>
+      </w:pPr>
+      <w:r>
+        <w:t>c)</w:t>
+        <w:tab/>
         <w:t>Disminuir la velocidad de comunicación.</w:t>
       </w:r>
     </w:p>
@@ -331,23 +341,13 @@
         <w:pStyle w:val="Choice"/>
       </w:pPr>
       <w:r>
-        <w:t>c)</w:t>
+        <w:t>d)</w:t>
         <w:tab/>
         <w:t>Disfrutar de materiales y comida de otras regiones.</w:t>
       </w:r>
     </w:p>
     <w:p>
       <w:pPr>
-        <w:pStyle w:val="Choice"/>
-      </w:pPr>
-      <w:r>
-        <w:t>d)</w:t>
-        <w:tab/>
-        <w:t>Restringir el acceso a materiales y alimentos.</w:t>
-      </w:r>
-    </w:p>
-    <w:p>
-      <w:pPr>
         <w:pStyle w:val="ListNumber"/>
       </w:pPr>
       <w:r>
@@ -361,7 +361,7 @@
       <w:r>
         <w:t>a)</w:t>
         <w:tab/>
-        <w:t>Internet y la imprenta.</w:t>
+        <w:t>Transportes y comunicaciones.</w:t>
       </w:r>
     </w:p>
     <w:p>
@@ -371,7 +371,7 @@
       <w:r>
         <w:t>b)</w:t>
         <w:tab/>
-        <w:t>Transportes y comunicaciones.</w:t>
+        <w:t>Internet y la imprenta.</w:t>
       </w:r>
     </w:p>
     <w:p>
@@ -419,7 +419,7 @@
       <w:r>
         <w:t>b)</w:t>
         <w:tab/>
-        <w:t>Ha simplificado las máquinas para una mejor comprensión.</w:t>
+        <w:t>Nos ha hecho dependientes de máquinas que cada vez comprendemos menos.</w:t>
       </w:r>
     </w:p>
     <w:p>
@@ -429,7 +429,7 @@
       <w:r>
         <w:t>c)</w:t>
         <w:tab/>
-        <w:t>Nos ha hecho dependientes de máquinas que cada vez comprendemos menos.</w:t>
+        <w:t>Ha simplificado las máquinas para una mejor comprensión.</w:t>
       </w:r>
     </w:p>
     <w:p>
@@ -457,7 +457,7 @@
       <w:r>
         <w:t>a)</w:t>
         <w:tab/>
-        <w:t>Mayor comodidad en la vida cotidiana.</w:t>
+        <w:t>Uso de combustibles fósiles.</w:t>
       </w:r>
     </w:p>
     <w:p>
@@ -487,7 +487,7 @@
       <w:r>
         <w:t>d)</w:t>
         <w:tab/>
-        <w:t>Uso de combustibles fósiles.</w:t>
+        <w:t>Mayor comodidad en la vida cotidiana.</w:t>
       </w:r>
     </w:p>
     <w:p>
@@ -505,7 +505,7 @@
       <w:r>
         <w:t>a)</w:t>
         <w:tab/>
-        <w:t>Se desconocen las consecuencias exactas.</w:t>
+        <w:t>Solo tienen efectos beneficiosos.</w:t>
       </w:r>
     </w:p>
     <w:p>
@@ -514,6 +514,16 @@
       </w:pPr>
       <w:r>
         <w:t>b)</w:t>
+        <w:tab/>
+        <w:t>Provocan efecto invernadero.</w:t>
+      </w:r>
+    </w:p>
+    <w:p>
+      <w:pPr>
+        <w:pStyle w:val="Choice"/>
+      </w:pPr>
+      <w:r>
+        <w:t>c)</w:t>
         <w:tab/>
         <w:t>No tienen ningún efecto sobre el medio ambiente.</w:t>
       </w:r>
@@ -523,19 +533,9 @@
         <w:pStyle w:val="Choice"/>
       </w:pPr>
       <w:r>
-        <w:t>c)</w:t>
-        <w:tab/>
-        <w:t>Solo tienen efectos beneficiosos.</w:t>
-      </w:r>
-    </w:p>
-    <w:p>
-      <w:pPr>
-        <w:pStyle w:val="Choice"/>
-      </w:pPr>
-      <w:r>
         <w:t>d)</w:t>
         <w:tab/>
-        <w:t>Provocan efecto invernadero.</w:t>
+        <w:t>Se desconocen las consecuencias exactas.</w:t>
       </w:r>
     </w:p>
     <w:p>
@@ -553,6 +553,16 @@
       <w:r>
         <w:t>a)</w:t>
         <w:tab/>
+        <w:t>Porque todos los aparatos son beneficiosos.</w:t>
+      </w:r>
+    </w:p>
+    <w:p>
+      <w:pPr>
+        <w:pStyle w:val="Choice"/>
+      </w:pPr>
+      <w:r>
+        <w:t>b)</w:t>
+        <w:tab/>
         <w:t>Porque su funcionamiento es muy sencillo.</w:t>
       </w:r>
     </w:p>
@@ -561,19 +571,9 @@
         <w:pStyle w:val="Choice"/>
       </w:pPr>
       <w:r>
-        <w:t>b)</w:t>
+        <w:t>c)</w:t>
         <w:tab/>
         <w:t>Porque los fabricantes los diseñan con ese propósito.</w:t>
-      </w:r>
-    </w:p>
-    <w:p>
-      <w:pPr>
-        <w:pStyle w:val="Choice"/>
-      </w:pPr>
-      <w:r>
-        <w:t>c)</w:t>
-        <w:tab/>
-        <w:t>Porque todos los aparatos son beneficiosos.</w:t>
       </w:r>
     </w:p>
     <w:p>
@@ -601,6 +601,26 @@
       <w:r>
         <w:t>a)</w:t>
         <w:tab/>
+        <w:t>El desarrollo de la medicina proporcionado por la Tecnología.</w:t>
+      </w:r>
+    </w:p>
+    <w:p>
+      <w:pPr>
+        <w:pStyle w:val="Choice"/>
+      </w:pPr>
+      <w:r>
+        <w:t>b)</w:t>
+        <w:tab/>
+        <w:t>La Tecnología ha reducido la esperanza de vida.</w:t>
+      </w:r>
+    </w:p>
+    <w:p>
+      <w:pPr>
+        <w:pStyle w:val="Choice"/>
+      </w:pPr>
+      <w:r>
+        <w:t>c)</w:t>
+        <w:tab/>
         <w:t>Los accidentes de tráfico y de trabajo.</w:t>
       </w:r>
     </w:p>
@@ -609,33 +629,13 @@
         <w:pStyle w:val="Choice"/>
       </w:pPr>
       <w:r>
-        <w:t>b)</w:t>
+        <w:t>d)</w:t>
         <w:tab/>
         <w:t>La contaminación del medio ambiente.</w:t>
       </w:r>
     </w:p>
     <w:p>
       <w:pPr>
-        <w:pStyle w:val="Choice"/>
-      </w:pPr>
-      <w:r>
-        <w:t>c)</w:t>
-        <w:tab/>
-        <w:t>La Tecnología ha reducido la esperanza de vida.</w:t>
-      </w:r>
-    </w:p>
-    <w:p>
-      <w:pPr>
-        <w:pStyle w:val="Choice"/>
-      </w:pPr>
-      <w:r>
-        <w:t>d)</w:t>
-        <w:tab/>
-        <w:t>El desarrollo de la medicina proporcionado por la Tecnología.</w:t>
-      </w:r>
-    </w:p>
-    <w:p>
-      <w:pPr>
         <w:pStyle w:val="ListNumber"/>
       </w:pPr>
       <w:r>
@@ -649,7 +649,7 @@
       <w:r>
         <w:t>a)</w:t>
         <w:tab/>
-        <w:t>Mayor comodidad y seguridad.</w:t>
+        <w:t>Mayor conocimiento médico.</w:t>
       </w:r>
     </w:p>
     <w:p>
@@ -669,7 +669,7 @@
       <w:r>
         <w:t>c)</w:t>
         <w:tab/>
-        <w:t>Mayor conocimiento médico.</w:t>
+        <w:t>Menos accidentes en el trabajo.</w:t>
       </w:r>
     </w:p>
     <w:p>
@@ -679,7 +679,7 @@
       <w:r>
         <w:t>d)</w:t>
         <w:tab/>
-        <w:t>Menos accidentes en el trabajo.</w:t>
+        <w:t>Mayor comodidad y seguridad.</w:t>
       </w:r>
     </w:p>
     <w:p>
@@ -697,7 +697,7 @@
       <w:r>
         <w:t>a)</w:t>
         <w:tab/>
-        <w:t>La Tecnología tiene beneficios y riesgos impredecibles.</w:t>
+        <w:t>La Tecnología solo tiene beneficios para la sociedad.</w:t>
       </w:r>
     </w:p>
     <w:p>
@@ -707,7 +707,7 @@
       <w:r>
         <w:t>b)</w:t>
         <w:tab/>
-        <w:t>La Tecnología solo tiene beneficios para la sociedad.</w:t>
+        <w:t>La Tecnología no afecta nuestra salud ni nuestro entorno.</w:t>
       </w:r>
     </w:p>
     <w:p>
@@ -727,7 +727,7 @@
       <w:r>
         <w:t>d)</w:t>
         <w:tab/>
-        <w:t>La Tecnología no afecta nuestra salud ni nuestro entorno.</w:t>
+        <w:t>La Tecnología tiene beneficios y riesgos impredecibles.</w:t>
       </w:r>
     </w:p>
     <w:p>
@@ -745,15 +745,53 @@
       <w:r>
         <w:t>a)</w:t>
         <w:tab/>
+        <w:t>La mejora de los ecosistemas.</w:t>
+      </w:r>
+    </w:p>
+    <w:p>
+      <w:pPr>
+        <w:pStyle w:val="Choice"/>
+      </w:pPr>
+      <w:r>
+        <w:t>b)</w:t>
+        <w:tab/>
+        <w:t>La promoción de la biodiversidad.</w:t>
+      </w:r>
+    </w:p>
+    <w:p>
+      <w:pPr>
+        <w:pStyle w:val="Choice"/>
+      </w:pPr>
+      <w:r>
+        <w:t>c)</w:t>
+        <w:tab/>
+        <w:t>La expansión de especies animales y vegetales.</w:t>
+      </w:r>
+    </w:p>
+    <w:p>
+      <w:pPr>
+        <w:pStyle w:val="Choice"/>
+      </w:pPr>
+      <w:r>
+        <w:t>d)</w:t>
+        <w:tab/>
         <w:t>La explotación de recursos naturales no renovables.</w:t>
       </w:r>
     </w:p>
     <w:p>
       <w:pPr>
+        <w:pStyle w:val="ListNumber"/>
+      </w:pPr>
+      <w:r>
+        <w:t>¿Cuál es una consecuencia negativa del desarrollo tecnológico mencionada en el texto?</w:t>
+      </w:r>
+    </w:p>
+    <w:p>
+      <w:pPr>
         <w:pStyle w:val="Choice"/>
       </w:pPr>
       <w:r>
-        <w:t>b)</w:t>
+        <w:t>a)</w:t>
         <w:tab/>
         <w:t>La mejora de los ecosistemas.</w:t>
       </w:r>
@@ -763,35 +801,7 @@
         <w:pStyle w:val="Choice"/>
       </w:pPr>
       <w:r>
-        <w:t>c)</w:t>
-        <w:tab/>
-        <w:t>La promoción de la biodiversidad.</w:t>
-      </w:r>
-    </w:p>
-    <w:p>
-      <w:pPr>
-        <w:pStyle w:val="Choice"/>
-      </w:pPr>
-      <w:r>
-        <w:t>d)</w:t>
-        <w:tab/>
-        <w:t>La expansión de especies animales y vegetales.</w:t>
-      </w:r>
-    </w:p>
-    <w:p>
-      <w:pPr>
-        <w:pStyle w:val="ListNumber"/>
-      </w:pPr>
-      <w:r>
-        <w:t>¿Cuál es una consecuencia negativa del desarrollo tecnológico mencionada en el texto?</w:t>
-      </w:r>
-    </w:p>
-    <w:p>
-      <w:pPr>
-        <w:pStyle w:val="Choice"/>
-      </w:pPr>
-      <w:r>
-        <w:t>a)</w:t>
+        <w:t>b)</w:t>
         <w:tab/>
         <w:t>La extinción de especies animales y vegetales.</w:t>
       </w:r>
@@ -801,19 +811,9 @@
         <w:pStyle w:val="Choice"/>
       </w:pPr>
       <w:r>
-        <w:t>b)</w:t>
+        <w:t>c)</w:t>
         <w:tab/>
         <w:t>La expansión de especies animales y vegetales.</w:t>
-      </w:r>
-    </w:p>
-    <w:p>
-      <w:pPr>
-        <w:pStyle w:val="Choice"/>
-      </w:pPr>
-      <w:r>
-        <w:t>c)</w:t>
-        <w:tab/>
-        <w:t>La mejora de los ecosistemas.</w:t>
       </w:r>
     </w:p>
     <w:p>
@@ -841,7 +841,7 @@
       <w:r>
         <w:t>a)</w:t>
         <w:tab/>
-        <w:t>CO2 (dióxido de carbono).</w:t>
+        <w:t>Oxígeno.</w:t>
       </w:r>
     </w:p>
     <w:p>
@@ -861,7 +861,7 @@
       <w:r>
         <w:t>c)</w:t>
         <w:tab/>
-        <w:t>Hidrógeno.</w:t>
+        <w:t>CO2 (dióxido de carbono).</w:t>
       </w:r>
     </w:p>
     <w:p>
@@ -871,7 +871,7 @@
       <w:r>
         <w:t>d)</w:t>
         <w:tab/>
-        <w:t>Oxígeno.</w:t>
+        <w:t>Hidrógeno.</w:t>
       </w:r>
     </w:p>
     <w:p>
@@ -909,7 +909,7 @@
       <w:r>
         <w:t>c)</w:t>
         <w:tab/>
-        <w:t>La radiactiva.</w:t>
+        <w:t>La térmica.</w:t>
       </w:r>
     </w:p>
     <w:p>
@@ -919,7 +919,7 @@
       <w:r>
         <w:t>d)</w:t>
         <w:tab/>
-        <w:t>La térmica.</w:t>
+        <w:t>La radiactiva.</w:t>
       </w:r>
     </w:p>
     <w:p>
@@ -947,6 +947,16 @@
       <w:r>
         <w:t>b)</w:t>
         <w:tab/>
+        <w:t>Porque impide que el calor salga de la Tierra.</w:t>
+      </w:r>
+    </w:p>
+    <w:p>
+      <w:pPr>
+        <w:pStyle w:val="Choice"/>
+      </w:pPr>
+      <w:r>
+        <w:t>c)</w:t>
+        <w:tab/>
         <w:t>Porque disminuye la cantidad de CO2 en la atmósfera.</w:t>
       </w:r>
     </w:p>
@@ -955,23 +965,13 @@
         <w:pStyle w:val="Choice"/>
       </w:pPr>
       <w:r>
-        <w:t>c)</w:t>
+        <w:t>d)</w:t>
         <w:tab/>
         <w:t>Porque ayuda a la refrigeración del planeta.</w:t>
       </w:r>
     </w:p>
     <w:p>
       <w:pPr>
-        <w:pStyle w:val="Choice"/>
-      </w:pPr>
-      <w:r>
-        <w:t>d)</w:t>
-        <w:tab/>
-        <w:t>Porque impide que el calor salga de la Tierra.</w:t>
-      </w:r>
-    </w:p>
-    <w:p>
-      <w:pPr>
         <w:pStyle w:val="ListNumber"/>
       </w:pPr>
       <w:r>
@@ -985,6 +985,16 @@
       <w:r>
         <w:t>a)</w:t>
         <w:tab/>
+        <w:t>La producción de gran cantidad de electrodomésticos que nos hacen sedentarios.</w:t>
+      </w:r>
+    </w:p>
+    <w:p>
+      <w:pPr>
+        <w:pStyle w:val="Choice"/>
+      </w:pPr>
+      <w:r>
+        <w:t>b)</w:t>
+        <w:tab/>
         <w:t>La producción de basuras y residuos de todo tipo.</w:t>
       </w:r>
     </w:p>
@@ -993,19 +1003,9 @@
         <w:pStyle w:val="Choice"/>
       </w:pPr>
       <w:r>
-        <w:t>b)</w:t>
+        <w:t>c)</w:t>
         <w:tab/>
         <w:t>La expansión de los desiertos naturales, como el Sahara.</w:t>
-      </w:r>
-    </w:p>
-    <w:p>
-      <w:pPr>
-        <w:pStyle w:val="Choice"/>
-      </w:pPr>
-      <w:r>
-        <w:t>c)</w:t>
-        <w:tab/>
-        <w:t>La producción de gran cantidad de electrodomésticos que nos hacen sedentarios.</w:t>
       </w:r>
     </w:p>
     <w:p>
@@ -1043,7 +1043,7 @@
       <w:r>
         <w:t>b)</w:t>
         <w:tab/>
-        <w:t>Que la ecología es más importante que la libertad empresarial.</w:t>
+        <w:t>Que se debe aumentar la actividad tecnológica a cualquier costo.</w:t>
       </w:r>
     </w:p>
     <w:p>
@@ -1063,7 +1063,7 @@
       <w:r>
         <w:t>d)</w:t>
         <w:tab/>
-        <w:t>Que se debe aumentar la actividad tecnológica a cualquier costo.</w:t>
+        <w:t>Que la ecología es más importante que la libertad empresarial.</w:t>
       </w:r>
     </w:p>
     <w:p>
@@ -1101,7 +1101,7 @@
       <w:r>
         <w:t>c)</w:t>
         <w:tab/>
-        <w:t>Promover el desarrollo tecnológico sin restricciones.</w:t>
+        <w:t>Negar la existencia del cambio climático.</w:t>
       </w:r>
     </w:p>
     <w:p>
@@ -1111,7 +1111,7 @@
       <w:r>
         <w:t>d)</w:t>
         <w:tab/>
-        <w:t>Negar la existencia del cambio climático.</w:t>
+        <w:t>Promover el desarrollo tecnológico sin restricciones.</w:t>
       </w:r>
     </w:p>
     <w:p>
@@ -1149,7 +1149,7 @@
       <w:r>
         <w:t>c)</w:t>
         <w:tab/>
-        <w:t>Que la libertad empresarial debe ser el principio fundamental de la sociedad.</w:t>
+        <w:t>Que el planeta está en grave peligro.</w:t>
       </w:r>
     </w:p>
     <w:p>
@@ -1159,7 +1159,7 @@
       <w:r>
         <w:t>d)</w:t>
         <w:tab/>
-        <w:t>Que el planeta está en grave peligro.</w:t>
+        <w:t>Que la libertad empresarial debe ser el principio fundamental de la sociedad.</w:t>
       </w:r>
     </w:p>
     <w:p>
@@ -1177,6 +1177,16 @@
       <w:r>
         <w:t>a)</w:t>
         <w:tab/>
+        <w:t>La falta de avances tecnológicos.</w:t>
+      </w:r>
+    </w:p>
+    <w:p>
+      <w:pPr>
+        <w:pStyle w:val="Choice"/>
+      </w:pPr>
+      <w:r>
+        <w:t>b)</w:t>
+        <w:tab/>
         <w:t>El aumento constante de la Tecnología sin restricciones.</w:t>
       </w:r>
     </w:p>
@@ -1185,9 +1195,9 @@
         <w:pStyle w:val="Choice"/>
       </w:pPr>
       <w:r>
-        <w:t>b)</w:t>
+        <w:t>c)</w:t>
         <w:tab/>
-        <w:t>La falta de avances tecnológicos.</w:t>
+        <w:t>La dificultad de equilibrar la calidad de vida y el respeto al medio ambiente.</w:t>
       </w:r>
     </w:p>
     <w:p>
@@ -1195,23 +1205,13 @@
         <w:pStyle w:val="Choice"/>
       </w:pPr>
       <w:r>
-        <w:t>c)</w:t>
+        <w:t>d)</w:t>
         <w:tab/>
         <w:t>La negación del cambio climático.</w:t>
       </w:r>
     </w:p>
     <w:p>
       <w:pPr>
-        <w:pStyle w:val="Choice"/>
-      </w:pPr>
-      <w:r>
-        <w:t>d)</w:t>
-        <w:tab/>
-        <w:t>La dificultad de equilibrar la calidad de vida y el respeto al medio ambiente.</w:t>
-      </w:r>
-    </w:p>
-    <w:p>
-      <w:pPr>
         <w:pStyle w:val="ListNumber"/>
       </w:pPr>
       <w:r>
@@ -1225,7 +1225,7 @@
       <w:r>
         <w:t>a)</w:t>
         <w:tab/>
-        <w:t>Negar la existencia de la Tecnología.</w:t>
+        <w:t>Fomentar la actividad tecnológica sin restricciones.</w:t>
       </w:r>
     </w:p>
     <w:p>
@@ -1245,7 +1245,7 @@
       <w:r>
         <w:t>c)</w:t>
         <w:tab/>
-        <w:t>Fomentar la actividad tecnológica sin restricciones.</w:t>
+        <w:t>Negar la existencia de la Tecnología.</w:t>
       </w:r>
     </w:p>
     <w:p>
@@ -1273,6 +1273,26 @@
       <w:r>
         <w:t>a)</w:t>
         <w:tab/>
+        <w:t>Consumir petróleo con restricciones para no agotar todos los pozos.</w:t>
+      </w:r>
+    </w:p>
+    <w:p>
+      <w:pPr>
+        <w:pStyle w:val="Choice"/>
+      </w:pPr>
+      <w:r>
+        <w:t>b)</w:t>
+        <w:tab/>
+        <w:t>Mantener un sistema ambiental sin cambios.</w:t>
+      </w:r>
+    </w:p>
+    <w:p>
+      <w:pPr>
+        <w:pStyle w:val="Choice"/>
+      </w:pPr>
+      <w:r>
+        <w:t>c)</w:t>
+        <w:tab/>
         <w:t>Talar árboles sin preocuparse por la repoblación.</w:t>
       </w:r>
     </w:p>
@@ -1281,33 +1301,13 @@
         <w:pStyle w:val="Choice"/>
       </w:pPr>
       <w:r>
-        <w:t>b)</w:t>
+        <w:t>d)</w:t>
         <w:tab/>
         <w:t>Satisfacer las necesidades actuales sin comprometer los recursos futuros.</w:t>
       </w:r>
     </w:p>
     <w:p>
       <w:pPr>
-        <w:pStyle w:val="Choice"/>
-      </w:pPr>
-      <w:r>
-        <w:t>c)</w:t>
-        <w:tab/>
-        <w:t>Consumir petróleo con restricciones para no agotar todos los pozos.</w:t>
-      </w:r>
-    </w:p>
-    <w:p>
-      <w:pPr>
-        <w:pStyle w:val="Choice"/>
-      </w:pPr>
-      <w:r>
-        <w:t>d)</w:t>
-        <w:tab/>
-        <w:t>Mantener un sistema ambiental sin cambios.</w:t>
-      </w:r>
-    </w:p>
-    <w:p>
-      <w:pPr>
         <w:pStyle w:val="ListNumber"/>
       </w:pPr>
       <w:r>
@@ -1321,7 +1321,7 @@
       <w:r>
         <w:t>a)</w:t>
         <w:tab/>
-        <w:t>Porque es una fuente de energía renovable.</w:t>
+        <w:t>Porque no se conoce ningún sistema para crear petróleo.</w:t>
       </w:r>
     </w:p>
     <w:p>
@@ -1331,7 +1331,7 @@
       <w:r>
         <w:t>b)</w:t>
         <w:tab/>
-        <w:t>Porque no se conoce ningún sistema para crear petróleo.</w:t>
+        <w:t>Porque es una fuente de energía que genera CO2.</w:t>
       </w:r>
     </w:p>
     <w:p>
@@ -1351,7 +1351,7 @@
       <w:r>
         <w:t>d)</w:t>
         <w:tab/>
-        <w:t>Porque es una fuente de energía que genera CO2.</w:t>
+        <w:t>Porque es una fuente de energía renovable.</w:t>
       </w:r>
     </w:p>
     <w:p>
@@ -1369,6 +1369,26 @@
       <w:r>
         <w:t>a)</w:t>
         <w:tab/>
+        <w:t>Reducir la calidad de vida de todas las personas.</w:t>
+      </w:r>
+    </w:p>
+    <w:p>
+      <w:pPr>
+        <w:pStyle w:val="Choice"/>
+      </w:pPr>
+      <w:r>
+        <w:t>b)</w:t>
+        <w:tab/>
+        <w:t>Promover la explotación de recursos sin restricciones.</w:t>
+      </w:r>
+    </w:p>
+    <w:p>
+      <w:pPr>
+        <w:pStyle w:val="Choice"/>
+      </w:pPr>
+      <w:r>
+        <w:t>c)</w:t>
+        <w:tab/>
         <w:t>Reducir la dependencia de recursos externos.</w:t>
       </w:r>
     </w:p>
@@ -1377,33 +1397,13 @@
         <w:pStyle w:val="Choice"/>
       </w:pPr>
       <w:r>
-        <w:t>b)</w:t>
-        <w:tab/>
-        <w:t>Reducir la calidad de vida de todas las personas.</w:t>
-      </w:r>
-    </w:p>
-    <w:p>
-      <w:pPr>
-        <w:pStyle w:val="Choice"/>
-      </w:pPr>
-      <w:r>
-        <w:t>c)</w:t>
+        <w:t>d)</w:t>
         <w:tab/>
         <w:t>Aumentar la dependencia de recursos externos.</w:t>
       </w:r>
     </w:p>
     <w:p>
       <w:pPr>
-        <w:pStyle w:val="Choice"/>
-      </w:pPr>
-      <w:r>
-        <w:t>d)</w:t>
-        <w:tab/>
-        <w:t>Promover la explotación de recursos sin restricciones.</w:t>
-      </w:r>
-    </w:p>
-    <w:p>
-      <w:pPr>
         <w:pStyle w:val="ListNumber"/>
       </w:pPr>
       <w:r>
@@ -1417,6 +1417,16 @@
       <w:r>
         <w:t>a)</w:t>
         <w:tab/>
+        <w:t>Para mantener el equilibrio ambiental.</w:t>
+      </w:r>
+    </w:p>
+    <w:p>
+      <w:pPr>
+        <w:pStyle w:val="Choice"/>
+      </w:pPr>
+      <w:r>
+        <w:t>b)</w:t>
+        <w:tab/>
         <w:t>Para aumentar la contaminación.</w:t>
       </w:r>
     </w:p>
@@ -1425,19 +1435,9 @@
         <w:pStyle w:val="Choice"/>
       </w:pPr>
       <w:r>
-        <w:t>b)</w:t>
+        <w:t>c)</w:t>
         <w:tab/>
         <w:t>Para agotar los recursos naturales.</w:t>
-      </w:r>
-    </w:p>
-    <w:p>
-      <w:pPr>
-        <w:pStyle w:val="Choice"/>
-      </w:pPr>
-      <w:r>
-        <w:t>c)</w:t>
-        <w:tab/>
-        <w:t>Para mantener el equilibrio ambiental.</w:t>
       </w:r>
     </w:p>
     <w:p>
@@ -1465,7 +1465,7 @@
       <w:r>
         <w:t>a)</w:t>
         <w:tab/>
-        <w:t>Desarrollar tecnologías contaminantes.</w:t>
+        <w:t>Usar los recursos de manera eficiente.</w:t>
       </w:r>
     </w:p>
     <w:p>
@@ -1485,7 +1485,7 @@
       <w:r>
         <w:t>c)</w:t>
         <w:tab/>
-        <w:t>Priorizar el bienestar de unos pocos.</w:t>
+        <w:t>Desarrollar tecnologías contaminantes.</w:t>
       </w:r>
     </w:p>
     <w:p>
@@ -1495,7 +1495,7 @@
       <w:r>
         <w:t>d)</w:t>
         <w:tab/>
-        <w:t>Usar los recursos de manera eficiente.</w:t>
+        <w:t>Priorizar el bienestar de unos pocos.</w:t>
       </w:r>
     </w:p>
     <w:p>
@@ -1533,7 +1533,7 @@
       <w:r>
         <w:t>c)</w:t>
         <w:tab/>
-        <w:t>Beneficiar únicamente a unos pocos.</w:t>
+        <w:t>Agotar los recursos naturales.</w:t>
       </w:r>
     </w:p>
     <w:p>
@@ -1543,7 +1543,7 @@
       <w:r>
         <w:t>d)</w:t>
         <w:tab/>
-        <w:t>Agotar los recursos naturales.</w:t>
+        <w:t>Beneficiar únicamente a unos pocos.</w:t>
       </w:r>
     </w:p>
     <w:p>
@@ -1561,6 +1561,16 @@
       <w:r>
         <w:t>a)</w:t>
         <w:tab/>
+        <w:t>No promover el reciclaje ni la reutilización.</w:t>
+      </w:r>
+    </w:p>
+    <w:p>
+      <w:pPr>
+        <w:pStyle w:val="Choice"/>
+      </w:pPr>
+      <w:r>
+        <w:t>b)</w:t>
+        <w:tab/>
         <w:t>Agotar los recursos naturales de manera rápida.</w:t>
       </w:r>
     </w:p>
@@ -1569,19 +1579,9 @@
         <w:pStyle w:val="Choice"/>
       </w:pPr>
       <w:r>
-        <w:t>b)</w:t>
+        <w:t>c)</w:t>
         <w:tab/>
         <w:t>Priorizar el beneficio de unos pocos.</w:t>
-      </w:r>
-    </w:p>
-    <w:p>
-      <w:pPr>
-        <w:pStyle w:val="Choice"/>
-      </w:pPr>
-      <w:r>
-        <w:t>c)</w:t>
-        <w:tab/>
-        <w:t>No promover el reciclaje ni la reutilización.</w:t>
       </w:r>
     </w:p>
     <w:p>
@@ -1609,7 +1609,7 @@
       <w:r>
         <w:t>a)</w:t>
         <w:tab/>
-        <w:t>Porque la naturaleza contribuye al bienestar humano.</w:t>
+        <w:t>Porque la naturaleza es perjudicial para el medio ambiente.</w:t>
       </w:r>
     </w:p>
     <w:p>
@@ -1618,6 +1618,16 @@
       </w:pPr>
       <w:r>
         <w:t>b)</w:t>
+        <w:tab/>
+        <w:t>Porque la naturaleza es innecesaria para la sociedad.</w:t>
+      </w:r>
+    </w:p>
+    <w:p>
+      <w:pPr>
+        <w:pStyle w:val="Choice"/>
+      </w:pPr>
+      <w:r>
+        <w:t>c)</w:t>
         <w:tab/>
         <w:t>Porque la naturaleza no tiene ningún impacto en el bienestar humano.</w:t>
       </w:r>
@@ -1627,19 +1637,9 @@
         <w:pStyle w:val="Choice"/>
       </w:pPr>
       <w:r>
-        <w:t>c)</w:t>
-        <w:tab/>
-        <w:t>Porque la naturaleza es innecesaria para la sociedad.</w:t>
-      </w:r>
-    </w:p>
-    <w:p>
-      <w:pPr>
-        <w:pStyle w:val="Choice"/>
-      </w:pPr>
-      <w:r>
         <w:t>d)</w:t>
         <w:tab/>
-        <w:t>Porque la naturaleza es perjudicial para el medio ambiente.</w:t>
+        <w:t>Porque la naturaleza contribuye al bienestar humano.</w:t>
       </w:r>
     </w:p>
     <w:p>
@@ -1657,16 +1657,6 @@
       <w:r>
         <w:t>a)</w:t>
         <w:tab/>
-        <w:t>Consumir recursos de manera ilimitada.</w:t>
-      </w:r>
-    </w:p>
-    <w:p>
-      <w:pPr>
-        <w:pStyle w:val="Choice"/>
-      </w:pPr>
-      <w:r>
-        <w:t>b)</w:t>
-        <w:tab/>
         <w:t>Ignorar los recursos naturales.</w:t>
       </w:r>
     </w:p>
@@ -1675,9 +1665,19 @@
         <w:pStyle w:val="Choice"/>
       </w:pPr>
       <w:r>
+        <w:t>b)</w:t>
+        <w:tab/>
+        <w:t>Implantar y desarrollar tecnologías limpias.</w:t>
+      </w:r>
+    </w:p>
+    <w:p>
+      <w:pPr>
+        <w:pStyle w:val="Choice"/>
+      </w:pPr>
+      <w:r>
         <w:t>c)</w:t>
         <w:tab/>
-        <w:t>Implantar y desarrollar tecnologías limpias.</w:t>
+        <w:t>Consumir recursos de manera ilimitada.</w:t>
       </w:r>
     </w:p>
     <w:p>
